--- a/downloads/teacher/04 Units/Unit 05 - Apparel and Textile Production and Design - Make It, Mend It, Wear It/Lesson 05.10 - Meet the Machine Parts Safety Threading and Paper Drills.docx
+++ b/downloads/teacher/04 Units/Unit 05 - Apparel and Textile Production and Design - Make It, Mend It, Wear It/Lesson 05.10 - Meet the Machine Parts Safety Threading and Paper Drills.docx
@@ -278,23 +278,41 @@
       <w:r>
         <w:t xml:space="preserve">By the end of this lesson, students will be able to:</w:t>
       </w:r>
-      <w:r>
-        <w:t xml:space="preserve"> </w:t>
-      </w:r>
-      <w:r>
-        <w:t xml:space="preserve">1. (Low: remember or understand) Identify seven parts of a sewing machine at their own assigned machine and state the four machine safety rules and the machine close-down routine from memory.</w:t>
-      </w:r>
-      <w:r>
-        <w:t xml:space="preserve"> </w:t>
-      </w:r>
-      <w:r>
-        <w:t xml:space="preserve">2. (Mid: apply or analyze) Thread the top thread and load the bobbin on their assigned machine, verified by a threading buddy against the guide, and bring the bobbin thread up.</w:t>
-      </w:r>
-      <w:r>
-        <w:t xml:space="preserve"> </w:t>
-      </w:r>
-      <w:r>
-        <w:t xml:space="preserve">3. (High: evaluate or create) Drive an unthreaded machine along a straight line, a curve, and a square with pivots on paper, then evaluate their own hole line against the drawn line and name where control was lost.</w:t>
+    </w:p>
+    <w:p>
+      <w:pPr>
+        <w:numPr>
+          <w:ilvl w:val="0"/>
+          <w:numId w:val="1002"/>
+        </w:numPr>
+        <w:pStyle w:val="Compact"/>
+      </w:pPr>
+      <w:r>
+        <w:t xml:space="preserve">(Low: remember or understand) Identify seven parts of a sewing machine at their own assigned machine and state the four machine safety rules and the machine close-down routine from memory.</w:t>
+      </w:r>
+    </w:p>
+    <w:p>
+      <w:pPr>
+        <w:numPr>
+          <w:ilvl w:val="0"/>
+          <w:numId w:val="1002"/>
+        </w:numPr>
+        <w:pStyle w:val="Compact"/>
+      </w:pPr>
+      <w:r>
+        <w:t xml:space="preserve">(Mid: apply or analyze) Thread the top thread and load the bobbin on their assigned machine, verified by a threading buddy against the guide, and bring the bobbin thread up.</w:t>
+      </w:r>
+    </w:p>
+    <w:p>
+      <w:pPr>
+        <w:numPr>
+          <w:ilvl w:val="0"/>
+          <w:numId w:val="1002"/>
+        </w:numPr>
+        <w:pStyle w:val="Compact"/>
+      </w:pPr>
+      <w:r>
+        <w:t xml:space="preserve">(High: evaluate or create) Drive an unthreaded machine along a straight line, a curve, and a square with pivots on paper, then evaluate their own hole line against the drawn line and name where control was lost.</w:t>
       </w:r>
     </w:p>
     <w:p>
@@ -344,7 +362,7 @@
       <w:pPr>
         <w:numPr>
           <w:ilvl w:val="0"/>
-          <w:numId w:val="1002"/>
+          <w:numId w:val="1003"/>
         </w:numPr>
         <w:pStyle w:val="Compact"/>
       </w:pPr>
@@ -356,7 +374,7 @@
       <w:pPr>
         <w:numPr>
           <w:ilvl w:val="0"/>
-          <w:numId w:val="1002"/>
+          <w:numId w:val="1003"/>
         </w:numPr>
         <w:pStyle w:val="Compact"/>
       </w:pPr>
@@ -368,7 +386,7 @@
       <w:pPr>
         <w:numPr>
           <w:ilvl w:val="0"/>
-          <w:numId w:val="1002"/>
+          <w:numId w:val="1003"/>
         </w:numPr>
         <w:pStyle w:val="Compact"/>
       </w:pPr>
@@ -380,7 +398,7 @@
       <w:pPr>
         <w:numPr>
           <w:ilvl w:val="0"/>
-          <w:numId w:val="1002"/>
+          <w:numId w:val="1003"/>
         </w:numPr>
         <w:pStyle w:val="Compact"/>
       </w:pPr>
@@ -392,7 +410,7 @@
       <w:pPr>
         <w:numPr>
           <w:ilvl w:val="0"/>
-          <w:numId w:val="1002"/>
+          <w:numId w:val="1003"/>
         </w:numPr>
         <w:pStyle w:val="Compact"/>
       </w:pPr>
@@ -419,7 +437,7 @@
       <w:pPr>
         <w:numPr>
           <w:ilvl w:val="0"/>
-          <w:numId w:val="1002"/>
+          <w:numId w:val="1003"/>
         </w:numPr>
         <w:pStyle w:val="Compact"/>
       </w:pPr>
@@ -431,7 +449,7 @@
       <w:pPr>
         <w:numPr>
           <w:ilvl w:val="0"/>
-          <w:numId w:val="1002"/>
+          <w:numId w:val="1003"/>
         </w:numPr>
         <w:pStyle w:val="Compact"/>
       </w:pPr>
@@ -443,7 +461,7 @@
       <w:pPr>
         <w:numPr>
           <w:ilvl w:val="0"/>
-          <w:numId w:val="1002"/>
+          <w:numId w:val="1003"/>
         </w:numPr>
         <w:pStyle w:val="Compact"/>
       </w:pPr>
@@ -455,7 +473,7 @@
       <w:pPr>
         <w:numPr>
           <w:ilvl w:val="0"/>
-          <w:numId w:val="1002"/>
+          <w:numId w:val="1003"/>
         </w:numPr>
         <w:pStyle w:val="Compact"/>
       </w:pPr>
@@ -476,7 +494,7 @@
       <w:pPr>
         <w:numPr>
           <w:ilvl w:val="0"/>
-          <w:numId w:val="1002"/>
+          <w:numId w:val="1003"/>
         </w:numPr>
         <w:pStyle w:val="Compact"/>
       </w:pPr>
@@ -503,7 +521,7 @@
       <w:pPr>
         <w:numPr>
           <w:ilvl w:val="0"/>
-          <w:numId w:val="1002"/>
+          <w:numId w:val="1003"/>
         </w:numPr>
         <w:pStyle w:val="Compact"/>
       </w:pPr>
@@ -1472,73 +1490,133 @@
       <w:r>
         <w:t xml:space="preserve">Monitor understanding:</w:t>
       </w:r>
-      <w:r>
-        <w:t xml:space="preserve"> </w:t>
-      </w:r>
-      <w:r>
-        <w:t xml:space="preserve">- What do the feed dogs do, and what does that mean about pushing?</w:t>
-      </w:r>
-      <w:r>
-        <w:t xml:space="preserve"> </w:t>
-      </w:r>
-      <w:r>
-        <w:t xml:space="preserve">- Which way does the hand wheel turn?</w:t>
-      </w:r>
-      <w:r>
-        <w:t xml:space="preserve"> </w:t>
-      </w:r>
-      <w:r>
-        <w:t xml:space="preserve">- Your hands are where? Show me.</w:t>
-      </w:r>
-      <w:r>
-        <w:t xml:space="preserve"> </w:t>
-      </w:r>
-      <w:r>
-        <w:t xml:space="preserve">- What happens before anyone changes a needle?</w:t>
-      </w:r>
-      <w:r>
-        <w:t xml:space="preserve"> </w:t>
-      </w:r>
-      <w:r>
-        <w:t xml:space="preserve">- The needle just broke. What are the two things you do, in order?</w:t>
-      </w:r>
-      <w:r>
-        <w:t xml:space="preserve"> </w:t>
-      </w:r>
-      <w:r>
-        <w:t xml:space="preserve">- Your machine is jamming. Walk me through the tag rule.</w:t>
-      </w:r>
-    </w:p>
-    <w:p>
-      <w:pPr>
-        <w:pStyle w:val="BodyText"/>
+    </w:p>
+    <w:p>
+      <w:pPr>
+        <w:numPr>
+          <w:ilvl w:val="0"/>
+          <w:numId w:val="1004"/>
+        </w:numPr>
+        <w:pStyle w:val="Compact"/>
+      </w:pPr>
+      <w:r>
+        <w:t xml:space="preserve">What do the feed dogs do, and what does that mean about pushing?</w:t>
+      </w:r>
+    </w:p>
+    <w:p>
+      <w:pPr>
+        <w:numPr>
+          <w:ilvl w:val="0"/>
+          <w:numId w:val="1004"/>
+        </w:numPr>
+        <w:pStyle w:val="Compact"/>
+      </w:pPr>
+      <w:r>
+        <w:t xml:space="preserve">Which way does the hand wheel turn?</w:t>
+      </w:r>
+    </w:p>
+    <w:p>
+      <w:pPr>
+        <w:numPr>
+          <w:ilvl w:val="0"/>
+          <w:numId w:val="1004"/>
+        </w:numPr>
+        <w:pStyle w:val="Compact"/>
+      </w:pPr>
+      <w:r>
+        <w:t xml:space="preserve">Your hands are where? Show me.</w:t>
+      </w:r>
+    </w:p>
+    <w:p>
+      <w:pPr>
+        <w:numPr>
+          <w:ilvl w:val="0"/>
+          <w:numId w:val="1004"/>
+        </w:numPr>
+        <w:pStyle w:val="Compact"/>
+      </w:pPr>
+      <w:r>
+        <w:t xml:space="preserve">What happens before anyone changes a needle?</w:t>
+      </w:r>
+    </w:p>
+    <w:p>
+      <w:pPr>
+        <w:numPr>
+          <w:ilvl w:val="0"/>
+          <w:numId w:val="1004"/>
+        </w:numPr>
+        <w:pStyle w:val="Compact"/>
+      </w:pPr>
+      <w:r>
+        <w:t xml:space="preserve">The needle just broke. What are the two things you do, in order?</w:t>
+      </w:r>
+    </w:p>
+    <w:p>
+      <w:pPr>
+        <w:numPr>
+          <w:ilvl w:val="0"/>
+          <w:numId w:val="1004"/>
+        </w:numPr>
+        <w:pStyle w:val="Compact"/>
+      </w:pPr>
+      <w:r>
+        <w:t xml:space="preserve">Your machine is jamming. Walk me through the tag rule.</w:t>
+      </w:r>
+    </w:p>
+    <w:p>
+      <w:pPr>
+        <w:pStyle w:val="FirstParagraph"/>
       </w:pPr>
       <w:r>
         <w:t xml:space="preserve">Deepen learning:</w:t>
       </w:r>
-      <w:r>
-        <w:t xml:space="preserve"> </w:t>
-      </w:r>
-      <w:r>
-        <w:t xml:space="preserve">- Why does the class thread with the power off when the machine cannot sew without the pedal anyway?</w:t>
-      </w:r>
-      <w:r>
-        <w:t xml:space="preserve"> </w:t>
-      </w:r>
-      <w:r>
-        <w:t xml:space="preserve">- The holes on your square drift outward after every corner. What is happening at the pivot?</w:t>
-      </w:r>
-      <w:r>
-        <w:t xml:space="preserve"> </w:t>
-      </w:r>
-      <w:r>
-        <w:t xml:space="preserve">- Why is the same machine yours all unit? What would you lose if you drew a random machine every day?</w:t>
-      </w:r>
-      <w:r>
-        <w:t xml:space="preserve"> </w:t>
-      </w:r>
-      <w:r>
-        <w:t xml:space="preserve">- A shop with ten sewing jobs has one machine that eats fabric. What does the shop lose if nobody reports it?</w:t>
+    </w:p>
+    <w:p>
+      <w:pPr>
+        <w:numPr>
+          <w:ilvl w:val="0"/>
+          <w:numId w:val="1005"/>
+        </w:numPr>
+        <w:pStyle w:val="Compact"/>
+      </w:pPr>
+      <w:r>
+        <w:t xml:space="preserve">Why does the class thread with the power off when the machine cannot sew without the pedal anyway?</w:t>
+      </w:r>
+    </w:p>
+    <w:p>
+      <w:pPr>
+        <w:numPr>
+          <w:ilvl w:val="0"/>
+          <w:numId w:val="1005"/>
+        </w:numPr>
+        <w:pStyle w:val="Compact"/>
+      </w:pPr>
+      <w:r>
+        <w:t xml:space="preserve">The holes on your square drift outward after every corner. What is happening at the pivot?</w:t>
+      </w:r>
+    </w:p>
+    <w:p>
+      <w:pPr>
+        <w:numPr>
+          <w:ilvl w:val="0"/>
+          <w:numId w:val="1005"/>
+        </w:numPr>
+        <w:pStyle w:val="Compact"/>
+      </w:pPr>
+      <w:r>
+        <w:t xml:space="preserve">Why is the same machine yours all unit? What would you lose if you drew a random machine every day?</w:t>
+      </w:r>
+    </w:p>
+    <w:p>
+      <w:pPr>
+        <w:numPr>
+          <w:ilvl w:val="0"/>
+          <w:numId w:val="1005"/>
+        </w:numPr>
+        <w:pStyle w:val="Compact"/>
+      </w:pPr>
+      <w:r>
+        <w:t xml:space="preserve">A shop with ten sewing jobs has one machine that eats fabric. What does the shop lose if nobody reports it?</w:t>
       </w:r>
     </w:p>
     <w:p>
@@ -1591,7 +1669,7 @@
       <w:pPr>
         <w:numPr>
           <w:ilvl w:val="0"/>
-          <w:numId w:val="1003"/>
+          <w:numId w:val="1006"/>
         </w:numPr>
         <w:pStyle w:val="Compact"/>
       </w:pPr>
@@ -1615,7 +1693,7 @@
       <w:pPr>
         <w:numPr>
           <w:ilvl w:val="0"/>
-          <w:numId w:val="1003"/>
+          <w:numId w:val="1006"/>
         </w:numPr>
         <w:pStyle w:val="Compact"/>
       </w:pPr>
@@ -1627,7 +1705,7 @@
       <w:pPr>
         <w:numPr>
           <w:ilvl w:val="0"/>
-          <w:numId w:val="1003"/>
+          <w:numId w:val="1006"/>
         </w:numPr>
         <w:pStyle w:val="Compact"/>
       </w:pPr>
@@ -1639,7 +1717,7 @@
       <w:pPr>
         <w:numPr>
           <w:ilvl w:val="0"/>
-          <w:numId w:val="1003"/>
+          <w:numId w:val="1006"/>
         </w:numPr>
         <w:pStyle w:val="Compact"/>
       </w:pPr>
@@ -1651,7 +1729,7 @@
       <w:pPr>
         <w:numPr>
           <w:ilvl w:val="0"/>
-          <w:numId w:val="1003"/>
+          <w:numId w:val="1006"/>
         </w:numPr>
         <w:pStyle w:val="Compact"/>
       </w:pPr>
@@ -1663,7 +1741,7 @@
       <w:pPr>
         <w:numPr>
           <w:ilvl w:val="0"/>
-          <w:numId w:val="1003"/>
+          <w:numId w:val="1006"/>
         </w:numPr>
         <w:pStyle w:val="Compact"/>
       </w:pPr>
@@ -1996,7 +2074,7 @@
       <w:pPr>
         <w:numPr>
           <w:ilvl w:val="0"/>
-          <w:numId w:val="1004"/>
+          <w:numId w:val="1007"/>
         </w:numPr>
         <w:pStyle w:val="Compact"/>
       </w:pPr>
@@ -2020,7 +2098,7 @@
       <w:pPr>
         <w:numPr>
           <w:ilvl w:val="0"/>
-          <w:numId w:val="1004"/>
+          <w:numId w:val="1007"/>
         </w:numPr>
         <w:pStyle w:val="Compact"/>
       </w:pPr>
@@ -2044,7 +2122,7 @@
       <w:pPr>
         <w:numPr>
           <w:ilvl w:val="0"/>
-          <w:numId w:val="1004"/>
+          <w:numId w:val="1007"/>
         </w:numPr>
         <w:pStyle w:val="Compact"/>
       </w:pPr>
@@ -2056,7 +2134,7 @@
       <w:pPr>
         <w:numPr>
           <w:ilvl w:val="0"/>
-          <w:numId w:val="1004"/>
+          <w:numId w:val="1007"/>
         </w:numPr>
         <w:pStyle w:val="Compact"/>
       </w:pPr>
@@ -2068,7 +2146,7 @@
       <w:pPr>
         <w:numPr>
           <w:ilvl w:val="0"/>
-          <w:numId w:val="1004"/>
+          <w:numId w:val="1007"/>
         </w:numPr>
         <w:pStyle w:val="Compact"/>
       </w:pPr>
@@ -2092,7 +2170,7 @@
       <w:pPr>
         <w:numPr>
           <w:ilvl w:val="0"/>
-          <w:numId w:val="1004"/>
+          <w:numId w:val="1007"/>
         </w:numPr>
         <w:pStyle w:val="Compact"/>
       </w:pPr>
@@ -2114,7 +2192,7 @@
       <w:pPr>
         <w:numPr>
           <w:ilvl w:val="0"/>
-          <w:numId w:val="1005"/>
+          <w:numId w:val="1008"/>
         </w:numPr>
         <w:pStyle w:val="Compact"/>
       </w:pPr>
@@ -2126,7 +2204,7 @@
       <w:pPr>
         <w:numPr>
           <w:ilvl w:val="0"/>
-          <w:numId w:val="1005"/>
+          <w:numId w:val="1008"/>
         </w:numPr>
         <w:pStyle w:val="Compact"/>
       </w:pPr>
@@ -2138,7 +2216,7 @@
       <w:pPr>
         <w:numPr>
           <w:ilvl w:val="0"/>
-          <w:numId w:val="1005"/>
+          <w:numId w:val="1008"/>
         </w:numPr>
         <w:pStyle w:val="Compact"/>
       </w:pPr>
@@ -2150,7 +2228,7 @@
       <w:pPr>
         <w:numPr>
           <w:ilvl w:val="0"/>
-          <w:numId w:val="1005"/>
+          <w:numId w:val="1008"/>
         </w:numPr>
         <w:pStyle w:val="Compact"/>
       </w:pPr>
@@ -2162,7 +2240,7 @@
       <w:pPr>
         <w:numPr>
           <w:ilvl w:val="0"/>
-          <w:numId w:val="1005"/>
+          <w:numId w:val="1008"/>
         </w:numPr>
         <w:pStyle w:val="Compact"/>
       </w:pPr>
@@ -2174,7 +2252,7 @@
       <w:pPr>
         <w:numPr>
           <w:ilvl w:val="0"/>
-          <w:numId w:val="1005"/>
+          <w:numId w:val="1008"/>
         </w:numPr>
         <w:pStyle w:val="Compact"/>
       </w:pPr>
@@ -2186,7 +2264,7 @@
       <w:pPr>
         <w:numPr>
           <w:ilvl w:val="0"/>
-          <w:numId w:val="1005"/>
+          <w:numId w:val="1008"/>
         </w:numPr>
         <w:pStyle w:val="Compact"/>
       </w:pPr>
@@ -2482,6 +2560,118 @@
       </w:pPr>
     </w:lvl>
   </w:abstractNum>
+  <w:abstractNum w:abstractNumId="99411">
+    <w:nsid w:val="71315dca"/>
+    <w:multiLevelType w:val="multilevel"/>
+    <w:lvl w:ilvl="0">
+      <w:start w:val="1"/>
+      <w:numFmt w:val="decimal"/>
+      <w:lvlText w:val="%1."/>
+      <w:lvlJc w:val="left"/>
+      <w:pPr>
+        <w:tabs>
+          <w:tab w:val="num" w:pos="0"/>
+        </w:tabs>
+        <w:ind w:left="480" w:hanging="480"/>
+      </w:pPr>
+    </w:lvl>
+    <w:lvl w:ilvl="1">
+      <w:start w:val="1"/>
+      <w:numFmt w:val="decimal"/>
+      <w:lvlText w:val="%2."/>
+      <w:lvlJc w:val="left"/>
+      <w:pPr>
+        <w:tabs>
+          <w:tab w:val="num" w:pos="720"/>
+        </w:tabs>
+        <w:ind w:left="1200" w:hanging="480"/>
+      </w:pPr>
+    </w:lvl>
+    <w:lvl w:ilvl="2">
+      <w:start w:val="1"/>
+      <w:numFmt w:val="decimal"/>
+      <w:lvlText w:val="%3."/>
+      <w:lvlJc w:val="left"/>
+      <w:pPr>
+        <w:tabs>
+          <w:tab w:val="num" w:pos="1440"/>
+        </w:tabs>
+        <w:ind w:left="1920" w:hanging="480"/>
+      </w:pPr>
+    </w:lvl>
+    <w:lvl w:ilvl="3">
+      <w:start w:val="1"/>
+      <w:numFmt w:val="decimal"/>
+      <w:lvlText w:val="%4."/>
+      <w:lvlJc w:val="left"/>
+      <w:pPr>
+        <w:tabs>
+          <w:tab w:val="num" w:pos="2160"/>
+        </w:tabs>
+        <w:ind w:left="2640" w:hanging="480"/>
+      </w:pPr>
+    </w:lvl>
+    <w:lvl w:ilvl="4">
+      <w:start w:val="1"/>
+      <w:numFmt w:val="decimal"/>
+      <w:lvlText w:val="%5."/>
+      <w:lvlJc w:val="left"/>
+      <w:pPr>
+        <w:tabs>
+          <w:tab w:val="num" w:pos="2880"/>
+        </w:tabs>
+        <w:ind w:left="3360" w:hanging="480"/>
+      </w:pPr>
+    </w:lvl>
+    <w:lvl w:ilvl="5">
+      <w:start w:val="1"/>
+      <w:numFmt w:val="decimal"/>
+      <w:lvlText w:val="%6."/>
+      <w:lvlJc w:val="left"/>
+      <w:pPr>
+        <w:tabs>
+          <w:tab w:val="num" w:pos="3600"/>
+        </w:tabs>
+        <w:ind w:left="4080" w:hanging="480"/>
+      </w:pPr>
+    </w:lvl>
+    <w:lvl w:ilvl="6">
+      <w:start w:val="1"/>
+      <w:numFmt w:val="decimal"/>
+      <w:lvlText w:val="%7."/>
+      <w:lvlJc w:val="left"/>
+      <w:pPr>
+        <w:tabs>
+          <w:tab w:val="num" w:pos="4320"/>
+        </w:tabs>
+        <w:ind w:left="4800" w:hanging="480"/>
+      </w:pPr>
+    </w:lvl>
+    <w:lvl w:ilvl="7">
+      <w:start w:val="1"/>
+      <w:numFmt w:val="decimal"/>
+      <w:lvlText w:val="%8."/>
+      <w:lvlJc w:val="left"/>
+      <w:pPr>
+        <w:tabs>
+          <w:tab w:val="num" w:pos="5040"/>
+        </w:tabs>
+        <w:ind w:left="5520" w:hanging="480"/>
+      </w:pPr>
+    </w:lvl>
+    <w:lvl w:ilvl="8">
+      <w:start w:val="1"/>
+      <w:numFmt w:val="decimal"/>
+      <w:lvlText w:val="%9."/>
+      <w:lvlJc w:val="left"/>
+      <w:pPr>
+        <w:tabs>
+          <w:tab w:val="num" w:pos="5760"/>
+        </w:tabs>
+        <w:ind w:left="6240" w:hanging="480"/>
+      </w:pPr>
+    </w:lvl>
+  </w:abstractNum>
   <w:num w:numId="1000">
     <w:abstractNumId w:val="990"/>
   </w:num>
@@ -2489,7 +2679,34 @@
     <w:abstractNumId w:val="991"/>
   </w:num>
   <w:num w:numId="1002">
-    <w:abstractNumId w:val="991"/>
+    <w:abstractNumId w:val="99411"/>
+    <w:lvlOverride w:ilvl="0">
+      <w:startOverride w:val="1"/>
+    </w:lvlOverride>
+    <w:lvlOverride w:ilvl="1">
+      <w:startOverride w:val="1"/>
+    </w:lvlOverride>
+    <w:lvlOverride w:ilvl="2">
+      <w:startOverride w:val="1"/>
+    </w:lvlOverride>
+    <w:lvlOverride w:ilvl="3">
+      <w:startOverride w:val="1"/>
+    </w:lvlOverride>
+    <w:lvlOverride w:ilvl="4">
+      <w:startOverride w:val="1"/>
+    </w:lvlOverride>
+    <w:lvlOverride w:ilvl="5">
+      <w:startOverride w:val="1"/>
+    </w:lvlOverride>
+    <w:lvlOverride w:ilvl="6">
+      <w:startOverride w:val="1"/>
+    </w:lvlOverride>
+    <w:lvlOverride w:ilvl="7">
+      <w:startOverride w:val="1"/>
+    </w:lvlOverride>
+    <w:lvlOverride w:ilvl="8">
+      <w:startOverride w:val="1"/>
+    </w:lvlOverride>
   </w:num>
   <w:num w:numId="1003">
     <w:abstractNumId w:val="991"/>
@@ -2498,6 +2715,15 @@
     <w:abstractNumId w:val="991"/>
   </w:num>
   <w:num w:numId="1005">
+    <w:abstractNumId w:val="991"/>
+  </w:num>
+  <w:num w:numId="1006">
+    <w:abstractNumId w:val="991"/>
+  </w:num>
+  <w:num w:numId="1007">
+    <w:abstractNumId w:val="991"/>
+  </w:num>
+  <w:num w:numId="1008">
     <w:abstractNumId w:val="991"/>
   </w:num>
 </w:numbering>

--- a/downloads/teacher/04 Units/Unit 05 - Apparel and Textile Production and Design - Make It, Mend It, Wear It/Lesson 05.10 - Meet the Machine Parts Safety Threading and Paper Drills.docx
+++ b/downloads/teacher/04 Units/Unit 05 - Apparel and Textile Production and Design - Make It, Mend It, Wear It/Lesson 05.10 - Meet the Machine Parts Safety Threading and Paper Drills.docx
@@ -544,15 +544,6 @@
       </w:r>
       <w:r>
         <w:t xml:space="preserve">test every machine yourself with thread on scrap the week before, and wind every bobbin ahead. A machine that skips stitches or eats fabric on a student’s first day teaches that student that machines are the enemy, and that costs more than the hour of testing. Number the machines before Day 1 and write the assignment list to match; a student who sits at the same machine every day learns its habits, notices when something changed, and stops blaming the machine.</w:t>
-      </w:r>
-      <w:r>
-        <w:t xml:space="preserve"> </w:t>
-      </w:r>
-      <w:r>
-        <w:rPr>
-          <w:rStyle w:val="TeacherNote"/>
-        </w:rPr>
-        <w:t xml:space="preserve">[Sal: count the working machines and write the number in the unit plan, Section 10. The plan assumes most of the class can sit at a machine at once, with the hand station and the spares absorbing the rest.]</w:t>
       </w:r>
     </w:p>
     <w:p>
@@ -1746,19 +1737,7 @@
         <w:pStyle w:val="Compact"/>
       </w:pPr>
       <w:r>
-        <w:t xml:space="preserve">No-machine alternative: if the machines are not usable, these three days compress to one day of parts and rules taught from the diagram and the slides (the honest sentence out loud: I cannot teach you to run a machine we do not have, but you will meet one in high school or a job, and you will know what every part does), and Lessons 5.10 and 5.11 revert to the archived hand-sewn build; the archived lesson is in</w:t>
-      </w:r>
-      <w:r>
-        <w:t xml:space="preserve"> </w:t>
-      </w:r>
-      <w:r>
-        <w:rPr>
-          <w:rStyle w:val="VerbatimChar"/>
-        </w:rPr>
-        <w:t xml:space="preserve">00 _admin/_archive/2026-09-14 Unit 5 pre-machine revision/</w:t>
-      </w:r>
-      <w:r>
-        <w:t xml:space="preserve">. Reduced-dexterity alternative: hand wheel driving, pre-wound bobbins, a buddy who pulls the bobbin loop up, and the paper drills done with the paper taped in place.</w:t>
+        <w:t xml:space="preserve">No-machine alternative: if the machines are not usable, these three days compress to one day of parts and rules taught from the diagram and the slides (the honest sentence out loud: I cannot teach you to run a machine we do not have, but you will meet one in high school or a job, and you will know what every part does), and Lessons 5.10 and 5.11 revert to the archived hand-sewn build. Reduced-dexterity alternative: hand wheel driving, pre-wound bobbins, a buddy who pulls the bobbin loop up, and the paper drills done with the paper taped in place.</w:t>
       </w:r>
     </w:p>
     <w:p>
@@ -2050,15 +2029,6 @@
       <w:r>
         <w:t xml:space="preserve">Technology and engineering: a sewing machine is a cam, a linkage, and a feed mechanism, and a technology teacher can open the cover and show the inside in five minutes; the pivot drill is the same tool-path thinking a CNC or 3D printer lesson uses. Career awareness: machine competence is a hiring line in costume shops, upholstery, alterations, and small manufacturing, which is the bridge to Lesson 5.19. Community: a local quilt shop, costume shop, or sewing circle will often lend a machine or a volunteer; a volunteer at one machine during the threading drill doubles the verification speed.</w:t>
       </w:r>
-      <w:r>
-        <w:t xml:space="preserve"> </w:t>
-      </w:r>
-      <w:r>
-        <w:rPr>
-          <w:rStyle w:val="TeacherNote"/>
-        </w:rPr>
-        <w:t xml:space="preserve">[Sal: that ask is worth making before this week.]</w:t>
-      </w:r>
     </w:p>
     <w:p>
       <w:pPr>
@@ -2258,21 +2228,6 @@
       </w:pPr>
       <w:r>
         <w:t xml:space="preserve">By the end of Day 2 I have a list of licensed threaders. Before Lesson 5.11 Day 1, I pre-thread every machine myself anyway, because the first fabric day should spend its minutes on sewing, not threading; from 5.11 Day 2 on, the licensed threaders thread their own and the buddy system covers the rest.</w:t>
-      </w:r>
-    </w:p>
-    <w:p>
-      <w:pPr>
-        <w:numPr>
-          <w:ilvl w:val="0"/>
-          <w:numId w:val="1008"/>
-        </w:numPr>
-        <w:pStyle w:val="Compact"/>
-      </w:pPr>
-      <w:r>
-        <w:rPr>
-          <w:rStyle w:val="TeacherNote"/>
-        </w:rPr>
-        <w:t xml:space="preserve">[Sal: this lesson assumes machines for most of the class at once, per D19. Write the real machine count in the unit plan, Section 10, and adjust the buddy list to match.]</w:t>
       </w:r>
     </w:p>
     <w:sectPr>
